--- a/Assignment Day 22 - Web Scraping/Assignment Day 22.docx
+++ b/Assignment Day 22 - Web Scraping/Assignment Day 22.docx
@@ -80,6 +80,42 @@
         <w:rPr>
           <w:lang w:val="en-US"/>
         </w:rPr>
+        <w:t xml:space="preserve">Website </w:t>
+      </w:r>
+      <w:proofErr w:type="spellStart"/>
+      <w:r>
+        <w:rPr>
+          <w:lang w:val="en-US"/>
+        </w:rPr>
+        <w:t>referensi</w:t>
+      </w:r>
+      <w:proofErr w:type="spellEnd"/>
+      <w:r>
+        <w:rPr>
+          <w:lang w:val="en-US"/>
+        </w:rPr>
+        <w:t xml:space="preserve"> : </w:t>
+      </w:r>
+      <w:hyperlink r:id="rId5" w:history="1">
+        <w:r>
+          <w:rPr>
+            <w:rStyle w:val="Hyperlink"/>
+            <w:lang w:val="en-US"/>
+          </w:rPr>
+          <w:t>https://ubuvilla.com</w:t>
+        </w:r>
+      </w:hyperlink>
+    </w:p>
+    <w:p>
+      <w:pPr>
+        <w:rPr>
+          <w:lang w:val="en-US"/>
+        </w:rPr>
+      </w:pPr>
+      <w:r>
+        <w:rPr>
+          <w:lang w:val="en-US"/>
+        </w:rPr>
         <w:br w:type="page"/>
       </w:r>
     </w:p>
@@ -104,84 +140,99 @@
           <w:lang w:val="en-US"/>
         </w:rPr>
       </w:pPr>
-      <w:proofErr w:type="spellStart"/>
-      <w:r>
+      <w:hyperlink r:id="rId6" w:history="1">
+        <w:proofErr w:type="spellStart"/>
+        <w:r>
+          <w:rPr>
+            <w:rStyle w:val="Hyperlink"/>
+            <w:lang w:val="en-US"/>
+          </w:rPr>
+          <w:t>Klik</w:t>
+        </w:r>
+        <w:proofErr w:type="spellEnd"/>
+        <w:r>
+          <w:rPr>
+            <w:rStyle w:val="Hyperlink"/>
+            <w:lang w:val="en-US"/>
+          </w:rPr>
+          <w:t xml:space="preserve"> </w:t>
+        </w:r>
+        <w:proofErr w:type="spellStart"/>
+        <w:r>
+          <w:rPr>
+            <w:rStyle w:val="Hyperlink"/>
+            <w:lang w:val="en-US"/>
+          </w:rPr>
+          <w:t>Disini</w:t>
+        </w:r>
+        <w:proofErr w:type="spellEnd"/>
+      </w:hyperlink>
+    </w:p>
+    <w:p>
+      <w:pPr>
+        <w:pStyle w:val="Heading1"/>
         <w:rPr>
           <w:lang w:val="en-US"/>
         </w:rPr>
-        <w:t>Klik</w:t>
-      </w:r>
-      <w:proofErr w:type="spellEnd"/>
+      </w:pPr>
       <w:r>
         <w:rPr>
           <w:lang w:val="en-US"/>
         </w:rPr>
-        <w:t xml:space="preserve"> </w:t>
-      </w:r>
-      <w:proofErr w:type="spellStart"/>
-      <w:r>
+        <w:t>Data CSV:</w:t>
+      </w:r>
+    </w:p>
+    <w:p>
+      <w:pPr>
         <w:rPr>
           <w:lang w:val="en-US"/>
         </w:rPr>
-        <w:t>Disini</w:t>
-      </w:r>
-      <w:proofErr w:type="spellEnd"/>
+      </w:pPr>
+      <w:hyperlink r:id="rId7" w:history="1">
+        <w:proofErr w:type="spellStart"/>
+        <w:r>
+          <w:rPr>
+            <w:rStyle w:val="Hyperlink"/>
+            <w:lang w:val="en-US"/>
+          </w:rPr>
+          <w:t>Klik</w:t>
+        </w:r>
+        <w:proofErr w:type="spellEnd"/>
+        <w:r>
+          <w:rPr>
+            <w:rStyle w:val="Hyperlink"/>
+            <w:lang w:val="en-US"/>
+          </w:rPr>
+          <w:t xml:space="preserve"> </w:t>
+        </w:r>
+        <w:proofErr w:type="spellStart"/>
+        <w:r>
+          <w:rPr>
+            <w:rStyle w:val="Hyperlink"/>
+            <w:lang w:val="en-US"/>
+          </w:rPr>
+          <w:t>Disini</w:t>
+        </w:r>
+        <w:proofErr w:type="spellEnd"/>
+      </w:hyperlink>
     </w:p>
     <w:p>
       <w:pPr>
         <w:pStyle w:val="Heading1"/>
-        <w:rPr>
-          <w:lang w:val="en-US"/>
-        </w:rPr>
-      </w:pPr>
-      <w:r>
-        <w:rPr>
-          <w:lang w:val="en-US"/>
-        </w:rPr>
-        <w:t>Data CSV:</w:t>
-      </w:r>
-    </w:p>
-    <w:p>
-      <w:pPr>
-        <w:rPr>
-          <w:lang w:val="en-US"/>
-        </w:rPr>
-      </w:pPr>
-      <w:proofErr w:type="spellStart"/>
-      <w:r>
-        <w:rPr>
-          <w:lang w:val="en-US"/>
-        </w:rPr>
-        <w:t>Klik</w:t>
-      </w:r>
-      <w:proofErr w:type="spellEnd"/>
-      <w:r>
-        <w:rPr>
-          <w:lang w:val="en-US"/>
-        </w:rPr>
-        <w:t xml:space="preserve"> </w:t>
-      </w:r>
-      <w:proofErr w:type="spellStart"/>
-      <w:r>
-        <w:rPr>
-          <w:lang w:val="en-US"/>
-        </w:rPr>
-        <w:t>Disini</w:t>
-      </w:r>
-      <w:proofErr w:type="spellEnd"/>
-    </w:p>
-    <w:p>
-      <w:pPr>
-        <w:pStyle w:val="Heading1"/>
       </w:pPr>
       <w:r>
         <w:t>Data SQL:</w:t>
       </w:r>
     </w:p>
     <w:p>
-      <w:r>
-        <w:t>Klik Disini</w:t>
-      </w:r>
+      <w:hyperlink r:id="rId8" w:history="1">
+        <w:r>
+          <w:rPr>
+            <w:rStyle w:val="Hyperlink"/>
+          </w:rPr>
+          <w:t>Klik Disini</w:t>
+        </w:r>
+      </w:hyperlink>
     </w:p>
     <w:p>
       <w:pPr>
@@ -2435,7 +2486,7 @@
                     <pic:cNvPicPr/>
                   </pic:nvPicPr>
                   <pic:blipFill>
-                    <a:blip r:embed="rId5" cstate="print">
+                    <a:blip r:embed="rId9" cstate="print">
                       <a:extLst>
                         <a:ext uri="{28A0092B-C50C-407E-A947-70E740481C1C}">
                           <a14:useLocalDpi xmlns:a14="http://schemas.microsoft.com/office/drawing/2010/main" val="0"/>
@@ -2506,7 +2557,7 @@
                     <pic:cNvPicPr/>
                   </pic:nvPicPr>
                   <pic:blipFill>
-                    <a:blip r:embed="rId6" cstate="print">
+                    <a:blip r:embed="rId10" cstate="print">
                       <a:extLst>
                         <a:ext uri="{28A0092B-C50C-407E-A947-70E740481C1C}">
                           <a14:useLocalDpi xmlns:a14="http://schemas.microsoft.com/office/drawing/2010/main" val="0"/>
@@ -2577,7 +2628,7 @@
                     <pic:cNvPicPr/>
                   </pic:nvPicPr>
                   <pic:blipFill>
-                    <a:blip r:embed="rId7" cstate="print">
+                    <a:blip r:embed="rId11" cstate="print">
                       <a:extLst>
                         <a:ext uri="{28A0092B-C50C-407E-A947-70E740481C1C}">
                           <a14:useLocalDpi xmlns:a14="http://schemas.microsoft.com/office/drawing/2010/main" val="0"/>
@@ -2649,7 +2700,7 @@
                     <pic:cNvPicPr/>
                   </pic:nvPicPr>
                   <pic:blipFill>
-                    <a:blip r:embed="rId8" cstate="print">
+                    <a:blip r:embed="rId12" cstate="print">
                       <a:extLst>
                         <a:ext uri="{28A0092B-C50C-407E-A947-70E740481C1C}">
                           <a14:useLocalDpi xmlns:a14="http://schemas.microsoft.com/office/drawing/2010/main" val="0"/>
@@ -2720,7 +2771,7 @@
                     <pic:cNvPicPr/>
                   </pic:nvPicPr>
                   <pic:blipFill>
-                    <a:blip r:embed="rId9" cstate="print">
+                    <a:blip r:embed="rId13" cstate="print">
                       <a:extLst>
                         <a:ext uri="{28A0092B-C50C-407E-A947-70E740481C1C}">
                           <a14:useLocalDpi xmlns:a14="http://schemas.microsoft.com/office/drawing/2010/main" val="0"/>
@@ -3728,6 +3779,41 @@
       <w:szCs w:val="18"/>
     </w:rPr>
   </w:style>
+  <w:style w:type="character" w:styleId="Hyperlink">
+    <w:name w:val="Hyperlink"/>
+    <w:basedOn w:val="DefaultParagraphFont"/>
+    <w:uiPriority w:val="99"/>
+    <w:unhideWhenUsed/>
+    <w:rsid w:val="00EC3F95"/>
+    <w:rPr>
+      <w:color w:val="467886" w:themeColor="hyperlink"/>
+      <w:u w:val="single"/>
+    </w:rPr>
+  </w:style>
+  <w:style w:type="character" w:styleId="UnresolvedMention">
+    <w:name w:val="Unresolved Mention"/>
+    <w:basedOn w:val="DefaultParagraphFont"/>
+    <w:uiPriority w:val="99"/>
+    <w:semiHidden/>
+    <w:unhideWhenUsed/>
+    <w:rsid w:val="00EC3F95"/>
+    <w:rPr>
+      <w:color w:val="605E5C"/>
+      <w:shd w:val="clear" w:color="auto" w:fill="E1DFDD"/>
+    </w:rPr>
+  </w:style>
+  <w:style w:type="character" w:styleId="FollowedHyperlink">
+    <w:name w:val="FollowedHyperlink"/>
+    <w:basedOn w:val="DefaultParagraphFont"/>
+    <w:uiPriority w:val="99"/>
+    <w:semiHidden/>
+    <w:unhideWhenUsed/>
+    <w:rsid w:val="00EC3F95"/>
+    <w:rPr>
+      <w:color w:val="96607D" w:themeColor="followedHyperlink"/>
+      <w:u w:val="single"/>
+    </w:rPr>
+  </w:style>
 </w:styles>
 </file>
 
@@ -4051,7 +4137,7 @@
 </file>
 
 <file path=customXml/itemProps1.xml><?xml version="1.0" encoding="utf-8"?>
-<ds:datastoreItem xmlns:ds="http://schemas.openxmlformats.org/officeDocument/2006/customXml" ds:itemID="{284E0933-38FF-7648-8929-F17DA0B3E8FE}">
+<ds:datastoreItem xmlns:ds="http://schemas.openxmlformats.org/officeDocument/2006/customXml" ds:itemID="{2FE958CF-6577-DE4D-80AB-6155B24460B3}">
   <ds:schemaRefs>
     <ds:schemaRef ds:uri="http://schemas.openxmlformats.org/officeDocument/2006/bibliography"/>
   </ds:schemaRefs>
